--- a/Files/04 - Bamidbar/04 - Shlach/5783/Shlach 5783.docx
+++ b/Files/04 - Bamidbar/04 - Shlach/5783/Shlach 5783.docx
@@ -1449,7 +1449,7 @@
         <w:rPr>
           <w:rFonts w:ascii="Times New Roman" w:hAnsi="Times New Roman" w:cs="Times New Roman"/>
         </w:rPr>
-        <w:t xml:space="preserve"> that discussed the positive attributes of various</w:t>
+        <w:t xml:space="preserve"> that discussed the positive attributes of various </w:t>
       </w:r>
       <w:r>
         <w:rPr>
@@ -1799,7 +1799,7 @@
         <w:rPr>
           <w:rFonts w:ascii="Times New Roman" w:hAnsi="Times New Roman" w:cs="Times New Roman"/>
         </w:rPr>
-        <w:t>thoughts recorded anywhere in</w:t>
+        <w:t xml:space="preserve">thoughts recorded anywhere in </w:t>
       </w:r>
       <w:r>
         <w:rPr>

--- a/Files/04 - Bamidbar/04 - Shlach/5783/Shlach 5783.docx
+++ b/Files/04 - Bamidbar/04 - Shlach/5783/Shlach 5783.docx
@@ -122,7 +122,7 @@
           <w:rFonts w:ascii="Times New Roman" w:hAnsi="Times New Roman" w:cs="Times New Roman"/>
           <w:rtl/>
         </w:rPr>
-        <w:t>"</w:t>
+        <w:t>״</w:t>
       </w:r>
       <w:r>
         <w:rPr>
@@ -432,7 +432,7 @@
           <w:rFonts w:ascii="Times New Roman" w:hAnsi="Times New Roman" w:cs="Times New Roman"/>
           <w:rtl/>
         </w:rPr>
-        <w:t>"</w:t>
+        <w:t>״</w:t>
       </w:r>
       <w:r>
         <w:rPr>
@@ -872,7 +872,7 @@
           <w:rFonts w:ascii="Times New Roman" w:hAnsi="Times New Roman" w:cs="Times New Roman"/>
           <w:rtl/>
         </w:rPr>
-        <w:t>"</w:t>
+        <w:t>״</w:t>
       </w:r>
       <w:r>
         <w:rPr>
@@ -1827,7 +1827,7 @@
           <w:rFonts w:ascii="Times New Roman" w:hAnsi="Times New Roman" w:cs="Times New Roman"/>
           <w:rtl/>
         </w:rPr>
-        <w:t>"</w:t>
+        <w:t>״</w:t>
       </w:r>
       <w:r>
         <w:rPr>
@@ -2024,7 +2024,7 @@
           <w:rFonts w:ascii="Times New Roman" w:hAnsi="Times New Roman" w:cs="Times New Roman"/>
           <w:rtl/>
         </w:rPr>
-        <w:t>"</w:t>
+        <w:t>״</w:t>
       </w:r>
       <w:r>
         <w:rPr>

--- a/Files/04 - Bamidbar/04 - Shlach/5783/Shlach 5783.docx
+++ b/Files/04 - Bamidbar/04 - Shlach/5783/Shlach 5783.docx
@@ -122,7 +122,7 @@
           <w:rFonts w:ascii="Times New Roman" w:hAnsi="Times New Roman" w:cs="Times New Roman"/>
           <w:rtl/>
         </w:rPr>
-        <w:t>״</w:t>
+        <w:t>"</w:t>
       </w:r>
       <w:r>
         <w:rPr>
@@ -432,7 +432,7 @@
           <w:rFonts w:ascii="Times New Roman" w:hAnsi="Times New Roman" w:cs="Times New Roman"/>
           <w:rtl/>
         </w:rPr>
-        <w:t>״</w:t>
+        <w:t>"</w:t>
       </w:r>
       <w:r>
         <w:rPr>
@@ -633,7 +633,7 @@
         <w:rPr>
           <w:rFonts w:ascii="Times New Roman" w:hAnsi="Times New Roman" w:cs="Times New Roman"/>
         </w:rPr>
-        <w:t xml:space="preserve"> saw that that </w:t>
+        <w:t xml:space="preserve"> saw that </w:t>
       </w:r>
       <w:r>
         <w:rPr>
@@ -872,7 +872,7 @@
           <w:rFonts w:ascii="Times New Roman" w:hAnsi="Times New Roman" w:cs="Times New Roman"/>
           <w:rtl/>
         </w:rPr>
-        <w:t>״</w:t>
+        <w:t>"</w:t>
       </w:r>
       <w:r>
         <w:rPr>
@@ -1449,7 +1449,7 @@
         <w:rPr>
           <w:rFonts w:ascii="Times New Roman" w:hAnsi="Times New Roman" w:cs="Times New Roman"/>
         </w:rPr>
-        <w:t xml:space="preserve"> that discussed the positive attributes of various </w:t>
+        <w:t xml:space="preserve"> that discussed the positive attributes of various</w:t>
       </w:r>
       <w:r>
         <w:rPr>
@@ -1799,7 +1799,7 @@
         <w:rPr>
           <w:rFonts w:ascii="Times New Roman" w:hAnsi="Times New Roman" w:cs="Times New Roman"/>
         </w:rPr>
-        <w:t xml:space="preserve">thoughts recorded anywhere in </w:t>
+        <w:t>thoughts recorded anywhere in</w:t>
       </w:r>
       <w:r>
         <w:rPr>
@@ -1827,7 +1827,7 @@
           <w:rFonts w:ascii="Times New Roman" w:hAnsi="Times New Roman" w:cs="Times New Roman"/>
           <w:rtl/>
         </w:rPr>
-        <w:t>״</w:t>
+        <w:t>"</w:t>
       </w:r>
       <w:r>
         <w:rPr>
@@ -2024,7 +2024,7 @@
           <w:rFonts w:ascii="Times New Roman" w:hAnsi="Times New Roman" w:cs="Times New Roman"/>
           <w:rtl/>
         </w:rPr>
-        <w:t>״</w:t>
+        <w:t>"</w:t>
       </w:r>
       <w:r>
         <w:rPr>

--- a/Files/04 - Bamidbar/04 - Shlach/5783/Shlach 5783.docx
+++ b/Files/04 - Bamidbar/04 - Shlach/5783/Shlach 5783.docx
@@ -122,7 +122,7 @@
           <w:rFonts w:ascii="Times New Roman" w:hAnsi="Times New Roman" w:cs="Times New Roman"/>
           <w:rtl/>
         </w:rPr>
-        <w:t>"</w:t>
+        <w:t>״</w:t>
       </w:r>
       <w:r>
         <w:rPr>
@@ -432,7 +432,7 @@
           <w:rFonts w:ascii="Times New Roman" w:hAnsi="Times New Roman" w:cs="Times New Roman"/>
           <w:rtl/>
         </w:rPr>
-        <w:t>"</w:t>
+        <w:t>״</w:t>
       </w:r>
       <w:r>
         <w:rPr>
@@ -872,7 +872,7 @@
           <w:rFonts w:ascii="Times New Roman" w:hAnsi="Times New Roman" w:cs="Times New Roman"/>
           <w:rtl/>
         </w:rPr>
-        <w:t>"</w:t>
+        <w:t>״</w:t>
       </w:r>
       <w:r>
         <w:rPr>
@@ -1449,7 +1449,7 @@
         <w:rPr>
           <w:rFonts w:ascii="Times New Roman" w:hAnsi="Times New Roman" w:cs="Times New Roman"/>
         </w:rPr>
-        <w:t xml:space="preserve"> that discussed the positive attributes of various</w:t>
+        <w:t xml:space="preserve"> that discussed the positive attributes of various </w:t>
       </w:r>
       <w:r>
         <w:rPr>
@@ -1799,7 +1799,7 @@
         <w:rPr>
           <w:rFonts w:ascii="Times New Roman" w:hAnsi="Times New Roman" w:cs="Times New Roman"/>
         </w:rPr>
-        <w:t>thoughts recorded anywhere in</w:t>
+        <w:t xml:space="preserve">thoughts recorded anywhere in </w:t>
       </w:r>
       <w:r>
         <w:rPr>
@@ -1827,7 +1827,7 @@
           <w:rFonts w:ascii="Times New Roman" w:hAnsi="Times New Roman" w:cs="Times New Roman"/>
           <w:rtl/>
         </w:rPr>
-        <w:t>"</w:t>
+        <w:t>״</w:t>
       </w:r>
       <w:r>
         <w:rPr>
@@ -2024,7 +2024,7 @@
           <w:rFonts w:ascii="Times New Roman" w:hAnsi="Times New Roman" w:cs="Times New Roman"/>
           <w:rtl/>
         </w:rPr>
-        <w:t>"</w:t>
+        <w:t>״</w:t>
       </w:r>
       <w:r>
         <w:rPr>
